--- a/reports/Research Paper.docx
+++ b/reports/Research Paper.docx
@@ -233,6 +233,58 @@
         <w:t xml:space="preserve"> Web Application.</w:t>
       </w:r>
     </w:p>
+    <w:p>
+      <w:r>
+        <w:rPr>
+          <w:b/>
+          <w:bCs/>
+        </w:rPr>
+        <w:t>GitHub Repository Link:</w:t>
+      </w:r>
+      <w:r>
+        <w:rPr>
+          <w:b/>
+          <w:bCs/>
+        </w:rPr>
+        <w:t xml:space="preserve"> </w:t>
+      </w:r>
+      <w:r>
+        <w:t xml:space="preserve"> </w:t>
+      </w:r>
+      <w:hyperlink r:id="rId5" w:history="1">
+        <w:r>
+          <w:rPr>
+            <w:rStyle w:val="Hyperlink"/>
+          </w:rPr>
+          <w:t>https://github.com/Deep1270/nassau-candy-analytics.git</w:t>
+        </w:r>
+      </w:hyperlink>
+    </w:p>
+    <w:p>
+      <w:r>
+        <w:rPr>
+          <w:b/>
+          <w:bCs/>
+        </w:rPr>
+        <w:t>Live Dashboard Link:</w:t>
+      </w:r>
+      <w:r>
+        <w:rPr>
+          <w:b/>
+          <w:bCs/>
+        </w:rPr>
+        <w:t xml:space="preserve"> </w:t>
+      </w:r>
+      <w:hyperlink r:id="rId6" w:history="1">
+        <w:r>
+          <w:rPr>
+            <w:rStyle w:val="Hyperlink"/>
+          </w:rPr>
+          <w:t>https://2snpxfqs4u3ngowzv7m8qy.streamlit.app/#cost-vs-sales-scatter-analysis</w:t>
+        </w:r>
+      </w:hyperlink>
+    </w:p>
+    <w:p/>
     <w:p>
       <w:pPr>
         <w:rPr>
@@ -910,6 +962,7 @@
                 <w:b/>
                 <w:bCs/>
               </w:rPr>
+              <w:lastRenderedPageBreak/>
               <w:t>Sugar</w:t>
             </w:r>
           </w:p>
@@ -1168,7 +1221,6 @@
                 <w:b/>
                 <w:bCs/>
               </w:rPr>
-              <w:lastRenderedPageBreak/>
               <w:t>Other</w:t>
             </w:r>
           </w:p>
@@ -1683,7 +1735,7 @@
                     </pic:cNvPicPr>
                   </pic:nvPicPr>
                   <pic:blipFill>
-                    <a:blip r:embed="rId5">
+                    <a:blip r:embed="rId7">
                       <a:extLst>
                         <a:ext uri="{28A0092B-C50C-407E-A947-70E740481C1C}">
                           <a14:useLocalDpi xmlns:a14="http://schemas.microsoft.com/office/drawing/2010/main" val="0"/>
@@ -1853,7 +1905,7 @@
                     </pic:cNvPicPr>
                   </pic:nvPicPr>
                   <pic:blipFill>
-                    <a:blip r:embed="rId6" cstate="print">
+                    <a:blip r:embed="rId8" cstate="print">
                       <a:extLst>
                         <a:ext uri="{28A0092B-C50C-407E-A947-70E740481C1C}">
                           <a14:useLocalDpi xmlns:a14="http://schemas.microsoft.com/office/drawing/2010/main" val="0"/>
@@ -2007,7 +2059,7 @@
                     </pic:cNvPicPr>
                   </pic:nvPicPr>
                   <pic:blipFill>
-                    <a:blip r:embed="rId7" cstate="print">
+                    <a:blip r:embed="rId9" cstate="print">
                       <a:extLst>
                         <a:ext uri="{28A0092B-C50C-407E-A947-70E740481C1C}">
                           <a14:useLocalDpi xmlns:a14="http://schemas.microsoft.com/office/drawing/2010/main" val="0"/>
@@ -2247,7 +2299,7 @@
                     </pic:cNvPicPr>
                   </pic:nvPicPr>
                   <pic:blipFill>
-                    <a:blip r:embed="rId8" cstate="print">
+                    <a:blip r:embed="rId10" cstate="print">
                       <a:extLst>
                         <a:ext uri="{28A0092B-C50C-407E-A947-70E740481C1C}">
                           <a14:useLocalDpi xmlns:a14="http://schemas.microsoft.com/office/drawing/2010/main" val="0"/>
@@ -3613,6 +3665,29 @@
       <w:szCs w:val="18"/>
     </w:rPr>
   </w:style>
+  <w:style w:type="character" w:styleId="Hyperlink">
+    <w:name w:val="Hyperlink"/>
+    <w:basedOn w:val="DefaultParagraphFont"/>
+    <w:uiPriority w:val="99"/>
+    <w:unhideWhenUsed/>
+    <w:rsid w:val="00856543"/>
+    <w:rPr>
+      <w:color w:val="0563C1" w:themeColor="hyperlink"/>
+      <w:u w:val="single"/>
+    </w:rPr>
+  </w:style>
+  <w:style w:type="character" w:styleId="UnresolvedMention">
+    <w:name w:val="Unresolved Mention"/>
+    <w:basedOn w:val="DefaultParagraphFont"/>
+    <w:uiPriority w:val="99"/>
+    <w:semiHidden/>
+    <w:unhideWhenUsed/>
+    <w:rsid w:val="00856543"/>
+    <w:rPr>
+      <w:color w:val="605E5C"/>
+      <w:shd w:val="clear" w:color="auto" w:fill="E1DFDD"/>
+    </w:rPr>
+  </w:style>
 </w:styles>
 </file>
 
